--- a/prilozhenia_A/ПРИЛОЖЕНИЕ А.docx
+++ b/prilozhenia_A/ПРИЛОЖЕНИЕ А.docx
@@ -1299,6 +1299,7 @@
       <w:pPr>
         <w:spacing w:before="240" w:after="100" w:afterAutospacing="1"/>
         <w:ind w:firstLine="680"/>
+        <w:jc w:val="center"/>
         <w:rPr>
           <w:sz w:val="28"/>
           <w:szCs w:val="28"/>
@@ -1335,6 +1336,15 @@
           <w:lang w:val="en-US"/>
         </w:rPr>
       </w:pPr>
+      <w:r>
+        <w:rPr>
+          <w:color w:val="000000"/>
+          <w:sz w:val="28"/>
+          <w:szCs w:val="28"/>
+          <w:lang w:val="en-US"/>
+        </w:rPr>
+        <w:t>v</w:t>
+      </w:r>
     </w:p>
     <w:p>
       <w:pPr>
@@ -8789,7 +8799,7 @@
         </mc:Choice>
         <mc:Fallback>
           <w:pict>
-            <v:line w14:anchorId="4861FFD8" id="Line 61" o:spid="_x0000_s1026" style="position:absolute;z-index:251631616;visibility:visible;mso-wrap-style:square;mso-width-percent:0;mso-height-percent:0;mso-wrap-distance-left:9pt;mso-wrap-distance-top:.mmm;mso-wrap-distance-right:9pt;mso-wrap-distance-bottom:.mmm;mso-position-horizontal:absolute;mso-position-horizontal-relative:page;mso-position-vertical:absolute;mso-position-vertical-relative:page;mso-width-percent:0;mso-height-percent:0;mso-width-relative:page;mso-height-relative:page" from="552.85pt,801.75pt" to="581.2pt,801.75pt" o:gfxdata="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" strokeweight="1.5pt">
+            <v:line w14:anchorId="058B5E47" id="Line 61" o:spid="_x0000_s1026" style="position:absolute;z-index:251631616;visibility:visible;mso-wrap-style:square;mso-width-percent:0;mso-height-percent:0;mso-wrap-distance-left:9pt;mso-wrap-distance-top:.vmm;mso-wrap-distance-right:9pt;mso-wrap-distance-bottom:.vmm;mso-position-horizontal:absolute;mso-position-horizontal-relative:page;mso-position-vertical:absolute;mso-position-vertical-relative:page;mso-width-percent:0;mso-height-percent:0;mso-width-relative:page;mso-height-relative:page" from="552.85pt,801.75pt" to="581.2pt,801.75pt" o:gfxdata="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" strokeweight="1.5pt">
               <o:lock v:ext="edit" shapetype="f"/>
               <w10:wrap anchorx="page" anchory="page"/>
             </v:line>
@@ -9034,7 +9044,7 @@
         </mc:Choice>
         <mc:Fallback>
           <w:pict>
-            <v:line w14:anchorId="361F6599" id="Line 63" o:spid="_x0000_s1026" style="position:absolute;z-index:251633664;visibility:visible;mso-wrap-style:square;mso-width-percent:0;mso-height-percent:0;mso-wrap-distance-left:3.17497mm;mso-wrap-distance-top:0;mso-wrap-distance-right:3.17497mm;mso-wrap-distance-bottom:0;mso-position-horizontal:absolute;mso-position-horizontal-relative:page;mso-position-vertical:absolute;mso-position-vertical-relative:page;mso-width-percent:0;mso-height-percent:0;mso-width-relative:page;mso-height-relative:page" from="108.75pt,782.95pt" to="108.75pt,825.45pt" o:gfxdata="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" strokeweight="1.5pt">
+            <v:line w14:anchorId="2138B5F9" id="Line 63" o:spid="_x0000_s1026" style="position:absolute;z-index:251633664;visibility:visible;mso-wrap-style:square;mso-width-percent:0;mso-height-percent:0;mso-wrap-distance-left:3.17497mm;mso-wrap-distance-top:0;mso-wrap-distance-right:3.17497mm;mso-wrap-distance-bottom:0;mso-position-horizontal:absolute;mso-position-horizontal-relative:page;mso-position-vertical:absolute;mso-position-vertical-relative:page;mso-width-percent:0;mso-height-percent:0;mso-width-relative:page;mso-height-relative:page" from="108.75pt,782.95pt" to="108.75pt,825.45pt" o:gfxdata="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" strokeweight="1.5pt">
               <o:lock v:ext="edit" shapetype="f"/>
               <w10:wrap anchorx="page" anchory="page"/>
             </v:line>
@@ -9110,7 +9120,7 @@
         </mc:Choice>
         <mc:Fallback>
           <w:pict>
-            <v:line w14:anchorId="5707EC94" id="Line 62" o:spid="_x0000_s1026" style="position:absolute;z-index:251632640;visibility:visible;mso-wrap-style:square;mso-width-percent:0;mso-height-percent:0;mso-wrap-distance-left:3.17497mm;mso-wrap-distance-top:0;mso-wrap-distance-right:3.17497mm;mso-wrap-distance-bottom:0;mso-position-horizontal:absolute;mso-position-horizontal-relative:page;mso-position-vertical:absolute;mso-position-vertical-relative:page;mso-width-percent:0;mso-height-percent:0;mso-width-relative:page;mso-height-relative:page" from="80.75pt,781.9pt" to="80.75pt,824.4pt" o:gfxdata="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" strokeweight="1.5pt">
+            <v:line w14:anchorId="79D291DC" id="Line 62" o:spid="_x0000_s1026" style="position:absolute;z-index:251632640;visibility:visible;mso-wrap-style:square;mso-width-percent:0;mso-height-percent:0;mso-wrap-distance-left:3.17497mm;mso-wrap-distance-top:0;mso-wrap-distance-right:3.17497mm;mso-wrap-distance-bottom:0;mso-position-horizontal:absolute;mso-position-horizontal-relative:page;mso-position-vertical:absolute;mso-position-vertical-relative:page;mso-width-percent:0;mso-height-percent:0;mso-width-relative:page;mso-height-relative:page" from="80.75pt,781.9pt" to="80.75pt,824.4pt" o:gfxdata="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" strokeweight="1.5pt">
               <o:lock v:ext="edit" shapetype="f"/>
               <w10:wrap anchorx="page" anchory="page"/>
             </v:line>
@@ -10352,7 +10362,7 @@
         </mc:Choice>
         <mc:Fallback>
           <w:pict>
-            <v:line w14:anchorId="43DFF98D" id="Line 65" o:spid="_x0000_s1026" style="position:absolute;z-index:251635712;visibility:visible;mso-wrap-style:square;mso-width-percent:0;mso-height-percent:0;mso-wrap-distance-left:3.17497mm;mso-wrap-distance-top:0;mso-wrap-distance-right:3.17497mm;mso-wrap-distance-bottom:0;mso-position-horizontal:absolute;mso-position-horizontal-relative:page;mso-position-vertical:absolute;mso-position-vertical-relative:page;mso-width-percent:0;mso-height-percent:0;mso-width-relative:page;mso-height-relative:page" from="212.65pt,781.9pt" to="212.65pt,824.4pt" o:gfxdata="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" strokeweight="1.5pt">
+            <v:line w14:anchorId="351924AB" id="Line 65" o:spid="_x0000_s1026" style="position:absolute;z-index:251635712;visibility:visible;mso-wrap-style:square;mso-width-percent:0;mso-height-percent:0;mso-wrap-distance-left:3.17497mm;mso-wrap-distance-top:0;mso-wrap-distance-right:3.17497mm;mso-wrap-distance-bottom:0;mso-position-horizontal:absolute;mso-position-horizontal-relative:page;mso-position-vertical:absolute;mso-position-vertical-relative:page;mso-width-percent:0;mso-height-percent:0;mso-width-relative:page;mso-height-relative:page" from="212.65pt,781.9pt" to="212.65pt,824.4pt" o:gfxdata="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" strokeweight="1.5pt">
               <o:lock v:ext="edit" shapetype="f"/>
               <w10:wrap anchorx="page" anchory="page"/>
             </v:line>
@@ -10428,7 +10438,7 @@
         </mc:Choice>
         <mc:Fallback>
           <w:pict>
-            <v:line w14:anchorId="0BE48AD1" id="Line 64" o:spid="_x0000_s1026" style="position:absolute;z-index:251634688;visibility:visible;mso-wrap-style:square;mso-width-percent:0;mso-height-percent:0;mso-wrap-distance-left:3.17497mm;mso-wrap-distance-top:0;mso-wrap-distance-right:3.17497mm;mso-wrap-distance-bottom:0;mso-position-horizontal:absolute;mso-position-horizontal-relative:page;mso-position-vertical:absolute;mso-position-vertical-relative:page;mso-width-percent:0;mso-height-percent:0;mso-width-relative:page;mso-height-relative:page" from="170.1pt,781.9pt" to="170.1pt,824.4pt" o:gfxdata="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" strokeweight="1.5pt">
+            <v:line w14:anchorId="0DFA2567" id="Line 64" o:spid="_x0000_s1026" style="position:absolute;z-index:251634688;visibility:visible;mso-wrap-style:square;mso-width-percent:0;mso-height-percent:0;mso-wrap-distance-left:3.17497mm;mso-wrap-distance-top:0;mso-wrap-distance-right:3.17497mm;mso-wrap-distance-bottom:0;mso-position-horizontal:absolute;mso-position-horizontal-relative:page;mso-position-vertical:absolute;mso-position-vertical-relative:page;mso-width-percent:0;mso-height-percent:0;mso-width-relative:page;mso-height-relative:page" from="170.1pt,781.9pt" to="170.1pt,824.4pt" o:gfxdata="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" strokeweight="1.5pt">
               <o:lock v:ext="edit" shapetype="f"/>
               <w10:wrap anchorx="page" anchory="page"/>
             </v:line>
@@ -10504,7 +10514,7 @@
         </mc:Choice>
         <mc:Fallback>
           <w:pict>
-            <v:line w14:anchorId="4B5FFC5B" id="Line 60" o:spid="_x0000_s1026" style="position:absolute;z-index:251630592;visibility:visible;mso-wrap-style:square;mso-width-percent:0;mso-height-percent:0;mso-wrap-distance-left:3.17497mm;mso-wrap-distance-top:0;mso-wrap-distance-right:3.17497mm;mso-wrap-distance-bottom:0;mso-position-horizontal:absolute;mso-position-horizontal-relative:page;mso-position-vertical:absolute;mso-position-vertical-relative:page;mso-width-percent:0;mso-height-percent:0;mso-width-relative:page;mso-height-relative:page" from="552.85pt,781.9pt" to="552.85pt,824.4pt" o:gfxdata="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" strokeweight="1.5pt">
+            <v:line w14:anchorId="61149377" id="Line 60" o:spid="_x0000_s1026" style="position:absolute;z-index:251630592;visibility:visible;mso-wrap-style:square;mso-width-percent:0;mso-height-percent:0;mso-wrap-distance-left:3.17497mm;mso-wrap-distance-top:0;mso-wrap-distance-right:3.17497mm;mso-wrap-distance-bottom:0;mso-position-horizontal:absolute;mso-position-horizontal-relative:page;mso-position-vertical:absolute;mso-position-vertical-relative:page;mso-width-percent:0;mso-height-percent:0;mso-width-relative:page;mso-height-relative:page" from="552.85pt,781.9pt" to="552.85pt,824.4pt" o:gfxdata="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" strokeweight="1.5pt">
               <o:lock v:ext="edit" shapetype="f"/>
               <w10:wrap anchorx="page" anchory="page"/>
             </v:line>
@@ -10580,7 +10590,7 @@
         </mc:Choice>
         <mc:Fallback>
           <w:pict>
-            <v:line w14:anchorId="0C0C280A" id="Line 59" o:spid="_x0000_s1026" style="position:absolute;z-index:251629568;visibility:visible;mso-wrap-style:square;mso-width-percent:0;mso-height-percent:0;mso-wrap-distance-left:9pt;mso-wrap-distance-top:.mmm;mso-wrap-distance-right:9pt;mso-wrap-distance-bottom:.mmm;mso-position-horizontal:absolute;mso-position-horizontal-relative:page;mso-position-vertical:absolute;mso-position-vertical-relative:page;mso-width-percent:0;mso-height-percent:0;mso-width-relative:page;mso-height-relative:page" from="56.7pt,810.25pt" to="240.95pt,810.25pt" o:gfxdata="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" strokeweight="1.5pt">
+            <v:line w14:anchorId="44804DEC" id="Line 59" o:spid="_x0000_s1026" style="position:absolute;z-index:251629568;visibility:visible;mso-wrap-style:square;mso-width-percent:0;mso-height-percent:0;mso-wrap-distance-left:9pt;mso-wrap-distance-top:.vmm;mso-wrap-distance-right:9pt;mso-wrap-distance-bottom:.vmm;mso-position-horizontal:absolute;mso-position-horizontal-relative:page;mso-position-vertical:absolute;mso-position-vertical-relative:page;mso-width-percent:0;mso-height-percent:0;mso-width-relative:page;mso-height-relative:page" from="56.7pt,810.25pt" to="240.95pt,810.25pt" o:gfxdata="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" strokeweight="1.5pt">
               <o:lock v:ext="edit" shapetype="f"/>
               <w10:wrap anchorx="page" anchory="page"/>
             </v:line>
@@ -10656,7 +10666,7 @@
         </mc:Choice>
         <mc:Fallback>
           <w:pict>
-            <v:line w14:anchorId="424D1FEF" id="Line 58" o:spid="_x0000_s1026" style="position:absolute;z-index:251628544;visibility:visible;mso-wrap-style:square;mso-width-percent:0;mso-height-percent:0;mso-wrap-distance-left:3.17497mm;mso-wrap-distance-top:0;mso-wrap-distance-right:3.17497mm;mso-wrap-distance-bottom:0;mso-position-horizontal:absolute;mso-position-horizontal-relative:page;mso-position-vertical:absolute;mso-position-vertical-relative:page;mso-width-percent:0;mso-height-percent:0;mso-width-relative:page;mso-height-relative:page" from="241pt,781.9pt" to="241pt,824.4pt" o:gfxdata="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" strokeweight="1.5pt">
+            <v:line w14:anchorId="67A7DA6B" id="Line 58" o:spid="_x0000_s1026" style="position:absolute;z-index:251628544;visibility:visible;mso-wrap-style:square;mso-width-percent:0;mso-height-percent:0;mso-wrap-distance-left:3.17497mm;mso-wrap-distance-top:0;mso-wrap-distance-right:3.17497mm;mso-wrap-distance-bottom:0;mso-position-horizontal:absolute;mso-position-horizontal-relative:page;mso-position-vertical:absolute;mso-position-vertical-relative:page;mso-width-percent:0;mso-height-percent:0;mso-width-relative:page;mso-height-relative:page" from="241pt,781.9pt" to="241pt,824.4pt" o:gfxdata="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" strokeweight="1.5pt">
               <o:lock v:ext="edit" shapetype="f"/>
               <w10:wrap anchorx="page" anchory="page"/>
             </v:line>
@@ -10732,7 +10742,7 @@
         </mc:Choice>
         <mc:Fallback>
           <w:pict>
-            <v:line w14:anchorId="216C6797" id="Line 57" o:spid="_x0000_s1026" style="position:absolute;z-index:251627520;visibility:visible;mso-wrap-style:square;mso-width-percent:0;mso-height-percent:0;mso-wrap-distance-left:9pt;mso-wrap-distance-top:.mmm;mso-wrap-distance-right:9pt;mso-wrap-distance-bottom:.mmm;mso-position-horizontal:absolute;mso-position-horizontal-relative:page;mso-position-vertical:absolute;mso-position-vertical-relative:page;mso-width-percent:0;mso-height-percent:0;mso-width-relative:page;mso-height-relative:page" from="56.7pt,796.05pt" to="240.95pt,796.05pt" o:gfxdata="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">
+            <v:line w14:anchorId="080A888B" id="Line 57" o:spid="_x0000_s1026" style="position:absolute;z-index:251627520;visibility:visible;mso-wrap-style:square;mso-width-percent:0;mso-height-percent:0;mso-wrap-distance-left:9pt;mso-wrap-distance-top:.vmm;mso-wrap-distance-right:9pt;mso-wrap-distance-bottom:.vmm;mso-position-horizontal:absolute;mso-position-horizontal-relative:page;mso-position-vertical:absolute;mso-position-vertical-relative:page;mso-width-percent:0;mso-height-percent:0;mso-width-relative:page;mso-height-relative:page" from="56.7pt,796.05pt" to="240.95pt,796.05pt" o:gfxdata="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">
               <o:lock v:ext="edit" shapetype="f"/>
               <w10:wrap anchorx="page" anchory="page"/>
             </v:line>
@@ -10808,7 +10818,7 @@
         </mc:Choice>
         <mc:Fallback>
           <w:pict>
-            <v:line w14:anchorId="3ABDB1C6" id="Line 56" o:spid="_x0000_s1026" style="position:absolute;z-index:251626496;visibility:visible;mso-wrap-style:square;mso-width-percent:0;mso-height-percent:0;mso-wrap-distance-left:9pt;mso-wrap-distance-top:.mmm;mso-wrap-distance-right:9pt;mso-wrap-distance-bottom:.mmm;mso-position-horizontal:absolute;mso-position-horizontal-relative:page;mso-position-vertical:absolute;mso-position-vertical-relative:page;mso-width-percent:0;mso-height-percent:0;mso-width-relative:page;mso-height-relative:page" from="56.7pt,781.9pt" to="581.1pt,781.9pt" o:gfxdata="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" strokeweight="1.5pt">
+            <v:line w14:anchorId="289C9207" id="Line 56" o:spid="_x0000_s1026" style="position:absolute;z-index:251626496;visibility:visible;mso-wrap-style:square;mso-width-percent:0;mso-height-percent:0;mso-wrap-distance-left:9pt;mso-wrap-distance-top:.vmm;mso-wrap-distance-right:9pt;mso-wrap-distance-bottom:.vmm;mso-position-horizontal:absolute;mso-position-horizontal-relative:page;mso-position-vertical:absolute;mso-position-vertical-relative:page;mso-width-percent:0;mso-height-percent:0;mso-width-relative:page;mso-height-relative:page" from="56.7pt,781.9pt" to="581.1pt,781.9pt" o:gfxdata="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" strokeweight="1.5pt">
               <o:lock v:ext="edit" shapetype="f"/>
               <w10:wrap anchorx="page" anchory="page"/>
             </v:line>
@@ -11605,7 +11615,7 @@
         </mc:Choice>
         <mc:Fallback>
           <w:pict>
-            <v:line w14:anchorId="3E1903BB" id="Line 19" o:spid="_x0000_s1026" style="position:absolute;z-index:251653120;visibility:visible;mso-wrap-style:square;mso-width-percent:0;mso-height-percent:0;mso-wrap-distance-left:3.17497mm;mso-wrap-distance-top:0;mso-wrap-distance-right:3.17497mm;mso-wrap-distance-bottom:0;mso-position-horizontal:absolute;mso-position-horizontal-relative:page;mso-position-vertical:absolute;mso-position-vertical-relative:page;mso-width-percent:0;mso-height-percent:0;mso-width-relative:page;mso-height-relative:page" from="108.6pt,711.85pt" to="108.6pt,825.25pt" o:gfxdata="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" strokeweight="1.5pt">
+            <v:line w14:anchorId="29C9CEC1" id="Line 19" o:spid="_x0000_s1026" style="position:absolute;z-index:251653120;visibility:visible;mso-wrap-style:square;mso-width-percent:0;mso-height-percent:0;mso-wrap-distance-left:3.17497mm;mso-wrap-distance-top:0;mso-wrap-distance-right:3.17497mm;mso-wrap-distance-bottom:0;mso-position-horizontal:absolute;mso-position-horizontal-relative:page;mso-position-vertical:absolute;mso-position-vertical-relative:page;mso-width-percent:0;mso-height-percent:0;mso-width-relative:page;mso-height-relative:page" from="108.6pt,711.85pt" to="108.6pt,825.25pt" o:gfxdata="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" strokeweight="1.5pt">
               <o:lock v:ext="edit" shapetype="f"/>
               <w10:wrap anchorx="page" anchory="page"/>
             </v:line>
@@ -11681,7 +11691,7 @@
         </mc:Choice>
         <mc:Fallback>
           <w:pict>
-            <v:line w14:anchorId="41D9AB2D" id="Line 18" o:spid="_x0000_s1026" style="position:absolute;z-index:251652096;visibility:visible;mso-wrap-style:square;mso-width-percent:0;mso-height-percent:0;mso-wrap-distance-left:3.17497mm;mso-wrap-distance-top:0;mso-wrap-distance-right:3.17497mm;mso-wrap-distance-bottom:0;mso-position-horizontal:absolute;mso-position-horizontal-relative:page;mso-position-vertical:absolute;mso-position-vertical-relative:page;mso-width-percent:0;mso-height-percent:0;mso-width-relative:page;mso-height-relative:page" from="79.75pt,711.85pt" to="79.75pt,754.35pt" o:gfxdata="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" strokeweight="1.5pt">
+            <v:line w14:anchorId="7EE2DCF8" id="Line 18" o:spid="_x0000_s1026" style="position:absolute;z-index:251652096;visibility:visible;mso-wrap-style:square;mso-width-percent:0;mso-height-percent:0;mso-wrap-distance-left:3.17497mm;mso-wrap-distance-top:0;mso-wrap-distance-right:3.17497mm;mso-wrap-distance-bottom:0;mso-position-horizontal:absolute;mso-position-horizontal-relative:page;mso-position-vertical:absolute;mso-position-vertical-relative:page;mso-width-percent:0;mso-height-percent:0;mso-width-relative:page;mso-height-relative:page" from="79.75pt,711.85pt" to="79.75pt,754.35pt" o:gfxdata="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" strokeweight="1.5pt">
               <o:lock v:ext="edit" shapetype="f"/>
               <w10:wrap anchorx="page" anchory="page"/>
             </v:line>
@@ -12007,7 +12017,7 @@
         </mc:Choice>
         <mc:Fallback>
           <w:pict>
-            <v:line w14:anchorId="5EF099A2" id="Line 116" o:spid="_x0000_s1026" style="position:absolute;z-index:251689984;visibility:visible;mso-wrap-style:square;mso-width-percent:0;mso-height-percent:0;mso-wrap-distance-left:3.17497mm;mso-wrap-distance-top:0;mso-wrap-distance-right:3.17497mm;mso-wrap-distance-bottom:0;mso-position-horizontal:absolute;mso-position-horizontal-relative:page;mso-position-vertical:absolute;mso-position-vertical-relative:page;mso-width-percent:0;mso-height-percent:0;mso-width-relative:page;mso-height-relative:page" from="467.65pt,768.45pt" to="467.65pt,781.65pt" o:gfxdata="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" strokeweight="1.5pt">
+            <v:line w14:anchorId="1CE68536" id="Line 116" o:spid="_x0000_s1026" style="position:absolute;z-index:251689984;visibility:visible;mso-wrap-style:square;mso-width-percent:0;mso-height-percent:0;mso-wrap-distance-left:3.17497mm;mso-wrap-distance-top:0;mso-wrap-distance-right:3.17497mm;mso-wrap-distance-bottom:0;mso-position-horizontal:absolute;mso-position-horizontal-relative:page;mso-position-vertical:absolute;mso-position-vertical-relative:page;mso-width-percent:0;mso-height-percent:0;mso-width-relative:page;mso-height-relative:page" from="467.65pt,768.45pt" to="467.65pt,781.65pt" o:gfxdata="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" strokeweight="1.5pt">
               <o:lock v:ext="edit" shapetype="f"/>
               <w10:wrap anchorx="page" anchory="page"/>
             </v:line>
@@ -12083,7 +12093,7 @@
         </mc:Choice>
         <mc:Fallback>
           <w:pict>
-            <v:line w14:anchorId="5802F597" id="Line 115" o:spid="_x0000_s1026" style="position:absolute;z-index:251688960;visibility:visible;mso-wrap-style:square;mso-width-percent:0;mso-height-percent:0;mso-wrap-distance-left:3.17497mm;mso-wrap-distance-top:0;mso-wrap-distance-right:3.17497mm;mso-wrap-distance-bottom:0;mso-position-horizontal:absolute;mso-position-horizontal-relative:page;mso-position-vertical:absolute;mso-position-vertical-relative:page;mso-width-percent:0;mso-height-percent:0;mso-width-relative:page;mso-height-relative:page" from="453pt,767.45pt" to="453pt,782.2pt" o:gfxdata="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" strokeweight="1.5pt">
+            <v:line w14:anchorId="129DA34B" id="Line 115" o:spid="_x0000_s1026" style="position:absolute;z-index:251688960;visibility:visible;mso-wrap-style:square;mso-width-percent:0;mso-height-percent:0;mso-wrap-distance-left:3.17497mm;mso-wrap-distance-top:0;mso-wrap-distance-right:3.17497mm;mso-wrap-distance-bottom:0;mso-position-horizontal:absolute;mso-position-horizontal-relative:page;mso-position-vertical:absolute;mso-position-vertical-relative:page;mso-width-percent:0;mso-height-percent:0;mso-width-relative:page;mso-height-relative:page" from="453pt,767.45pt" to="453pt,782.2pt" o:gfxdata="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" strokeweight="1.5pt">
               <o:lock v:ext="edit" shapetype="f"/>
               <w10:wrap anchorx="page" anchory="page"/>
             </v:line>
@@ -12159,7 +12169,7 @@
         </mc:Choice>
         <mc:Fallback>
           <w:pict>
-            <v:line w14:anchorId="71E5B394" id="Line 25" o:spid="_x0000_s1026" style="position:absolute;z-index:251658240;visibility:visible;mso-wrap-style:square;mso-width-percent:0;mso-height-percent:0;mso-wrap-distance-left:3.17497mm;mso-wrap-distance-top:0;mso-wrap-distance-right:3.17497mm;mso-wrap-distance-bottom:0;mso-position-horizontal:absolute;mso-position-horizontal-relative:page;mso-position-vertical:absolute;mso-position-vertical-relative:page;mso-width-percent:0;mso-height-percent:0;mso-width-relative:page;mso-height-relative:page" from="481.9pt,753.5pt" to="481.9pt,781.85pt" o:gfxdata="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" strokeweight="1.5pt">
+            <v:line w14:anchorId="129D1449" id="Line 25" o:spid="_x0000_s1026" style="position:absolute;z-index:251658240;visibility:visible;mso-wrap-style:square;mso-width-percent:0;mso-height-percent:0;mso-wrap-distance-left:3.17497mm;mso-wrap-distance-top:0;mso-wrap-distance-right:3.17497mm;mso-wrap-distance-bottom:0;mso-position-horizontal:absolute;mso-position-horizontal-relative:page;mso-position-vertical:absolute;mso-position-vertical-relative:page;mso-width-percent:0;mso-height-percent:0;mso-width-relative:page;mso-height-relative:page" from="481.9pt,753.5pt" to="481.9pt,781.85pt" o:gfxdata="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" strokeweight="1.5pt">
               <o:lock v:ext="edit" shapetype="f"/>
               <w10:wrap anchorx="page" anchory="page"/>
             </v:line>
@@ -13203,13 +13213,34 @@
                           <w:pPr>
                             <w:rPr>
                               <w:szCs w:val="22"/>
+                              <w:lang w:val="en-US"/>
                             </w:rPr>
                           </w:pPr>
                           <w:r>
                             <w:rPr>
                               <w:szCs w:val="22"/>
                             </w:rPr>
-                            <w:t>Иванов И.И.</w:t>
+                            <w:t>Петров Р</w:t>
+                          </w:r>
+                          <w:r>
+                            <w:rPr>
+                              <w:szCs w:val="22"/>
+                              <w:lang w:val="en-US"/>
+                            </w:rPr>
+                            <w:t>.</w:t>
+                          </w:r>
+                          <w:r>
+                            <w:rPr>
+                              <w:szCs w:val="22"/>
+                            </w:rPr>
+                            <w:t>С</w:t>
+                          </w:r>
+                          <w:r>
+                            <w:rPr>
+                              <w:szCs w:val="22"/>
+                              <w:lang w:val="en-US"/>
+                            </w:rPr>
+                            <w:t>.</w:t>
                           </w:r>
                         </w:p>
                       </w:txbxContent>
@@ -13239,13 +13270,34 @@
                     <w:pPr>
                       <w:rPr>
                         <w:szCs w:val="22"/>
+                        <w:lang w:val="en-US"/>
                       </w:rPr>
                     </w:pPr>
                     <w:r>
                       <w:rPr>
                         <w:szCs w:val="22"/>
                       </w:rPr>
-                      <w:t>Иванов И.И.</w:t>
+                      <w:t>Петров Р</w:t>
+                    </w:r>
+                    <w:r>
+                      <w:rPr>
+                        <w:szCs w:val="22"/>
+                        <w:lang w:val="en-US"/>
+                      </w:rPr>
+                      <w:t>.</w:t>
+                    </w:r>
+                    <w:r>
+                      <w:rPr>
+                        <w:szCs w:val="22"/>
+                      </w:rPr>
+                      <w:t>С</w:t>
+                    </w:r>
+                    <w:r>
+                      <w:rPr>
+                        <w:szCs w:val="22"/>
+                        <w:lang w:val="en-US"/>
+                      </w:rPr>
+                      <w:t>.</w:t>
                     </w:r>
                   </w:p>
                 </w:txbxContent>
@@ -14552,7 +14604,7 @@
         </mc:Choice>
         <mc:Fallback>
           <w:pict>
-            <v:line w14:anchorId="7843732E" id="Line 82" o:spid="_x0000_s1026" style="position:absolute;z-index:251676672;visibility:visible;mso-wrap-style:square;mso-width-percent:0;mso-height-percent:0;mso-wrap-distance-left:9pt;mso-wrap-distance-top:.mmm;mso-wrap-distance-right:9pt;mso-wrap-distance-bottom:.mmm;mso-position-horizontal:absolute;mso-position-horizontal-relative:page;mso-position-vertical:absolute;mso-position-vertical-relative:page;mso-width-percent:0;mso-height-percent:0;mso-width-relative:page;mso-height-relative:page" from="56.7pt,781.85pt" to="240.95pt,781.85pt" o:gfxdata="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">
+            <v:line w14:anchorId="0462D5D1" id="Line 82" o:spid="_x0000_s1026" style="position:absolute;z-index:251676672;visibility:visible;mso-wrap-style:square;mso-width-percent:0;mso-height-percent:0;mso-wrap-distance-left:9pt;mso-wrap-distance-top:.vmm;mso-wrap-distance-right:9pt;mso-wrap-distance-bottom:.vmm;mso-position-horizontal:absolute;mso-position-horizontal-relative:page;mso-position-vertical:absolute;mso-position-vertical-relative:page;mso-width-percent:0;mso-height-percent:0;mso-width-relative:page;mso-height-relative:page" from="56.7pt,781.85pt" to="240.95pt,781.85pt" o:gfxdata="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">
               <o:lock v:ext="edit" shapetype="f"/>
               <w10:wrap anchorx="page" anchory="page"/>
             </v:line>
@@ -14628,7 +14680,7 @@
         </mc:Choice>
         <mc:Fallback>
           <w:pict>
-            <v:line w14:anchorId="59F6DFF9" id="Line 77" o:spid="_x0000_s1026" style="position:absolute;z-index:251675648;visibility:visible;mso-wrap-style:square;mso-width-percent:0;mso-height-percent:0;mso-wrap-distance-left:9pt;mso-wrap-distance-top:.mmm;mso-wrap-distance-right:9pt;mso-wrap-distance-bottom:.mmm;mso-position-horizontal:absolute;mso-position-horizontal-relative:page;mso-position-vertical:absolute;mso-position-vertical-relative:page;mso-width-percent:0;mso-height-percent:0;mso-width-relative:page;mso-height-relative:page" from="439.35pt,781.85pt" to="581.1pt,781.85pt" o:gfxdata="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" strokeweight="1.5pt">
+            <v:line w14:anchorId="2F444871" id="Line 77" o:spid="_x0000_s1026" style="position:absolute;z-index:251675648;visibility:visible;mso-wrap-style:square;mso-width-percent:0;mso-height-percent:0;mso-wrap-distance-left:9pt;mso-wrap-distance-top:.vmm;mso-wrap-distance-right:9pt;mso-wrap-distance-bottom:.vmm;mso-position-horizontal:absolute;mso-position-horizontal-relative:page;mso-position-vertical:absolute;mso-position-vertical-relative:page;mso-width-percent:0;mso-height-percent:0;mso-width-relative:page;mso-height-relative:page" from="439.35pt,781.85pt" to="581.1pt,781.85pt" o:gfxdata="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" strokeweight="1.5pt">
               <o:lock v:ext="edit" shapetype="f"/>
               <w10:wrap anchorx="page" anchory="page"/>
             </v:line>
@@ -14810,7 +14862,7 @@
         </mc:Choice>
         <mc:Fallback>
           <w:pict>
-            <v:line w14:anchorId="2B78342B" id="Line 28" o:spid="_x0000_s1026" style="position:absolute;z-index:251660288;visibility:visible;mso-wrap-style:square;mso-width-percent:0;mso-height-percent:0;mso-wrap-distance-left:9pt;mso-wrap-distance-top:.mmm;mso-wrap-distance-right:9pt;mso-wrap-distance-bottom:.mmm;mso-position-horizontal:absolute;mso-position-horizontal-relative:page;mso-position-vertical:absolute;mso-position-vertical-relative:page;mso-width-percent:0;mso-height-percent:0;mso-width-relative:page;mso-height-relative:page" from="439.25pt,767.7pt" to="581pt,767.7pt" o:gfxdata="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" strokeweight="1.5pt">
+            <v:line w14:anchorId="7DF45123" id="Line 28" o:spid="_x0000_s1026" style="position:absolute;z-index:251660288;visibility:visible;mso-wrap-style:square;mso-width-percent:0;mso-height-percent:0;mso-wrap-distance-left:9pt;mso-wrap-distance-top:.vmm;mso-wrap-distance-right:9pt;mso-wrap-distance-bottom:.vmm;mso-position-horizontal:absolute;mso-position-horizontal-relative:page;mso-position-vertical:absolute;mso-position-vertical-relative:page;mso-width-percent:0;mso-height-percent:0;mso-width-relative:page;mso-height-relative:page" from="439.25pt,767.7pt" to="581pt,767.7pt" o:gfxdata="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" strokeweight="1.5pt">
               <o:lock v:ext="edit" shapetype="f"/>
               <w10:wrap anchorx="page" anchory="page"/>
             </v:line>
@@ -14886,7 +14938,7 @@
         </mc:Choice>
         <mc:Fallback>
           <w:pict>
-            <v:line w14:anchorId="681E8303" id="Line 26" o:spid="_x0000_s1026" style="position:absolute;z-index:251659264;visibility:visible;mso-wrap-style:square;mso-width-percent:0;mso-height-percent:0;mso-wrap-distance-left:3.17497mm;mso-wrap-distance-top:0;mso-wrap-distance-right:3.17497mm;mso-wrap-distance-bottom:0;mso-position-horizontal:absolute;mso-position-horizontal-relative:page;mso-position-vertical:absolute;mso-position-vertical-relative:page;mso-width-percent:0;mso-height-percent:0;mso-width-relative:page;mso-height-relative:page" from="524.3pt,753.55pt" to="524.3pt,781.9pt" o:gfxdata="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" strokeweight="1.5pt">
+            <v:line w14:anchorId="28600F91" id="Line 26" o:spid="_x0000_s1026" style="position:absolute;z-index:251659264;visibility:visible;mso-wrap-style:square;mso-width-percent:0;mso-height-percent:0;mso-wrap-distance-left:3.17497mm;mso-wrap-distance-top:0;mso-wrap-distance-right:3.17497mm;mso-wrap-distance-bottom:0;mso-position-horizontal:absolute;mso-position-horizontal-relative:page;mso-position-vertical:absolute;mso-position-vertical-relative:page;mso-width-percent:0;mso-height-percent:0;mso-width-relative:page;mso-height-relative:page" from="524.3pt,753.55pt" to="524.3pt,781.9pt" o:gfxdata="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" strokeweight="1.5pt">
               <o:lock v:ext="edit" shapetype="f"/>
               <w10:wrap anchorx="page" anchory="page"/>
             </v:line>
@@ -14962,7 +15014,7 @@
         </mc:Choice>
         <mc:Fallback>
           <w:pict>
-            <v:line w14:anchorId="03BEB05E" id="Line 24" o:spid="_x0000_s1026" style="position:absolute;z-index:251657216;visibility:visible;mso-wrap-style:square;mso-width-percent:0;mso-height-percent:0;mso-wrap-distance-left:3.17497mm;mso-wrap-distance-top:0;mso-wrap-distance-right:3.17497mm;mso-wrap-distance-bottom:0;mso-position-horizontal:absolute;mso-position-horizontal-relative:page;mso-position-vertical:absolute;mso-position-vertical-relative:page;mso-width-percent:0;mso-height-percent:0;mso-width-relative:page;mso-height-relative:page" from="439.35pt,753.5pt" to="439.35pt,824.35pt" o:gfxdata="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" strokeweight="1.5pt">
+            <v:line w14:anchorId="1AAE70B7" id="Line 24" o:spid="_x0000_s1026" style="position:absolute;z-index:251657216;visibility:visible;mso-wrap-style:square;mso-width-percent:0;mso-height-percent:0;mso-wrap-distance-left:3.17497mm;mso-wrap-distance-top:0;mso-wrap-distance-right:3.17497mm;mso-wrap-distance-bottom:0;mso-position-horizontal:absolute;mso-position-horizontal-relative:page;mso-position-vertical:absolute;mso-position-vertical-relative:page;mso-width-percent:0;mso-height-percent:0;mso-width-relative:page;mso-height-relative:page" from="439.35pt,753.5pt" to="439.35pt,824.35pt" o:gfxdata="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" strokeweight="1.5pt">
               <o:lock v:ext="edit" shapetype="f"/>
               <w10:wrap anchorx="page" anchory="page"/>
             </v:line>
@@ -15038,7 +15090,7 @@
         </mc:Choice>
         <mc:Fallback>
           <w:pict>
-            <v:line w14:anchorId="32EEDBB9" id="Line 22" o:spid="_x0000_s1026" style="position:absolute;z-index:251656192;visibility:visible;mso-wrap-style:square;mso-width-percent:0;mso-height-percent:0;mso-wrap-distance-left:9pt;mso-wrap-distance-top:.mmm;mso-wrap-distance-right:9pt;mso-wrap-distance-bottom:.mmm;mso-position-horizontal:absolute;mso-position-horizontal-relative:page;mso-position-vertical:absolute;mso-position-vertical-relative:page;mso-width-percent:0;mso-height-percent:0;mso-width-relative:page;mso-height-relative:page" from="56.7pt,753.5pt" to="581pt,753.5pt" o:gfxdata="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" strokeweight="1.5pt">
+            <v:line w14:anchorId="32493211" id="Line 22" o:spid="_x0000_s1026" style="position:absolute;z-index:251656192;visibility:visible;mso-wrap-style:square;mso-width-percent:0;mso-height-percent:0;mso-wrap-distance-left:9pt;mso-wrap-distance-top:.vmm;mso-wrap-distance-right:9pt;mso-wrap-distance-bottom:.vmm;mso-position-horizontal:absolute;mso-position-horizontal-relative:page;mso-position-vertical:absolute;mso-position-vertical-relative:page;mso-width-percent:0;mso-height-percent:0;mso-width-relative:page;mso-height-relative:page" from="56.7pt,753.5pt" to="581pt,753.5pt" o:gfxdata="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" strokeweight="1.5pt">
               <o:lock v:ext="edit" shapetype="f"/>
               <w10:wrap anchorx="page" anchory="page"/>
             </v:line>
@@ -15114,7 +15166,7 @@
         </mc:Choice>
         <mc:Fallback>
           <w:pict>
-            <v:line w14:anchorId="380325A5" id="Line 21" o:spid="_x0000_s1026" style="position:absolute;z-index:251655168;visibility:visible;mso-wrap-style:square;mso-width-percent:0;mso-height-percent:0;mso-wrap-distance-left:3.17497mm;mso-wrap-distance-top:0;mso-wrap-distance-right:3.17497mm;mso-wrap-distance-bottom:0;mso-position-horizontal:absolute;mso-position-horizontal-relative:page;mso-position-vertical:absolute;mso-position-vertical-relative:page;mso-width-percent:0;mso-height-percent:0;mso-width-relative:page;mso-height-relative:page" from="212.65pt,711pt" to="212.65pt,824.4pt" o:gfxdata="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" strokeweight="1.5pt">
+            <v:line w14:anchorId="2DE78DDE" id="Line 21" o:spid="_x0000_s1026" style="position:absolute;z-index:251655168;visibility:visible;mso-wrap-style:square;mso-width-percent:0;mso-height-percent:0;mso-wrap-distance-left:3.17497mm;mso-wrap-distance-top:0;mso-wrap-distance-right:3.17497mm;mso-wrap-distance-bottom:0;mso-position-horizontal:absolute;mso-position-horizontal-relative:page;mso-position-vertical:absolute;mso-position-vertical-relative:page;mso-width-percent:0;mso-height-percent:0;mso-width-relative:page;mso-height-relative:page" from="212.65pt,711pt" to="212.65pt,824.4pt" o:gfxdata="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" strokeweight="1.5pt">
               <o:lock v:ext="edit" shapetype="f"/>
               <w10:wrap anchorx="page" anchory="page"/>
             </v:line>
@@ -15190,7 +15242,7 @@
         </mc:Choice>
         <mc:Fallback>
           <w:pict>
-            <v:line w14:anchorId="736ED257" id="Line 20" o:spid="_x0000_s1026" style="position:absolute;z-index:251654144;visibility:visible;mso-wrap-style:square;mso-width-percent:0;mso-height-percent:0;mso-wrap-distance-left:3.17497mm;mso-wrap-distance-top:0;mso-wrap-distance-right:3.17497mm;mso-wrap-distance-bottom:0;mso-position-horizontal:absolute;mso-position-horizontal-relative:page;mso-position-vertical:absolute;mso-position-vertical-relative:page;mso-width-percent:0;mso-height-percent:0;mso-width-relative:page;mso-height-relative:page" from="170.05pt,711pt" to="170.05pt,824.4pt" o:gfxdata="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" strokeweight="1.5pt">
+            <v:line w14:anchorId="1461E02D" id="Line 20" o:spid="_x0000_s1026" style="position:absolute;z-index:251654144;visibility:visible;mso-wrap-style:square;mso-width-percent:0;mso-height-percent:0;mso-wrap-distance-left:3.17497mm;mso-wrap-distance-top:0;mso-wrap-distance-right:3.17497mm;mso-wrap-distance-bottom:0;mso-position-horizontal:absolute;mso-position-horizontal-relative:page;mso-position-vertical:absolute;mso-position-vertical-relative:page;mso-width-percent:0;mso-height-percent:0;mso-width-relative:page;mso-height-relative:page" from="170.05pt,711pt" to="170.05pt,824.4pt" o:gfxdata="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" strokeweight="1.5pt">
               <o:lock v:ext="edit" shapetype="f"/>
               <w10:wrap anchorx="page" anchory="page"/>
             </v:line>
@@ -15266,7 +15318,7 @@
         </mc:Choice>
         <mc:Fallback>
           <w:pict>
-            <v:line w14:anchorId="47A34BFD" id="Line 17" o:spid="_x0000_s1026" style="position:absolute;z-index:251651072;visibility:visible;mso-wrap-style:square;mso-width-percent:0;mso-height-percent:0;mso-wrap-distance-left:9pt;mso-wrap-distance-top:.mmm;mso-wrap-distance-right:9pt;mso-wrap-distance-bottom:.mmm;mso-position-horizontal:absolute;mso-position-horizontal-relative:page;mso-position-vertical:absolute;mso-position-vertical-relative:page;mso-width-percent:0;mso-height-percent:0;mso-width-relative:page;mso-height-relative:page" from="56.75pt,725.15pt" to="241pt,725.15pt" o:gfxdata="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">
+            <v:line w14:anchorId="710CE9A6" id="Line 17" o:spid="_x0000_s1026" style="position:absolute;z-index:251651072;visibility:visible;mso-wrap-style:square;mso-width-percent:0;mso-height-percent:0;mso-wrap-distance-left:9pt;mso-wrap-distance-top:.vmm;mso-wrap-distance-right:9pt;mso-wrap-distance-bottom:.vmm;mso-position-horizontal:absolute;mso-position-horizontal-relative:page;mso-position-vertical:absolute;mso-position-vertical-relative:page;mso-width-percent:0;mso-height-percent:0;mso-width-relative:page;mso-height-relative:page" from="56.75pt,725.15pt" to="241pt,725.15pt" o:gfxdata="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">
               <o:lock v:ext="edit" shapetype="f"/>
               <w10:wrap anchorx="page" anchory="page"/>
             </v:line>
@@ -15342,7 +15394,7 @@
         </mc:Choice>
         <mc:Fallback>
           <w:pict>
-            <v:line w14:anchorId="5C8A84C0" id="Line 16" o:spid="_x0000_s1026" style="position:absolute;z-index:251650048;visibility:visible;mso-wrap-style:square;mso-width-percent:0;mso-height-percent:0;mso-wrap-distance-left:9pt;mso-wrap-distance-top:.mmm;mso-wrap-distance-right:9pt;mso-wrap-distance-bottom:.mmm;mso-position-horizontal:absolute;mso-position-horizontal-relative:page;mso-position-vertical:absolute;mso-position-vertical-relative:page;mso-width-percent:0;mso-height-percent:0;mso-width-relative:page;mso-height-relative:page" from="56.7pt,739.35pt" to="240.95pt,739.35pt" o:gfxdata="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" strokeweight="1.5pt">
+            <v:line w14:anchorId="675923A9" id="Line 16" o:spid="_x0000_s1026" style="position:absolute;z-index:251650048;visibility:visible;mso-wrap-style:square;mso-width-percent:0;mso-height-percent:0;mso-wrap-distance-left:9pt;mso-wrap-distance-top:.vmm;mso-wrap-distance-right:9pt;mso-wrap-distance-bottom:.vmm;mso-position-horizontal:absolute;mso-position-horizontal-relative:page;mso-position-vertical:absolute;mso-position-vertical-relative:page;mso-width-percent:0;mso-height-percent:0;mso-width-relative:page;mso-height-relative:page" from="56.7pt,739.35pt" to="240.95pt,739.35pt" o:gfxdata="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" strokeweight="1.5pt">
               <o:lock v:ext="edit" shapetype="f"/>
               <w10:wrap anchorx="page" anchory="page"/>
             </v:line>
@@ -15418,7 +15470,7 @@
         </mc:Choice>
         <mc:Fallback>
           <w:pict>
-            <v:line w14:anchorId="2D59EE3A" id="Line 14" o:spid="_x0000_s1026" style="position:absolute;z-index:251649024;visibility:visible;mso-wrap-style:square;mso-width-percent:0;mso-height-percent:0;mso-wrap-distance-left:9pt;mso-wrap-distance-top:.mmm;mso-wrap-distance-right:9pt;mso-wrap-distance-bottom:.mmm;mso-position-horizontal:absolute;mso-position-horizontal-relative:page;mso-position-vertical:absolute;mso-position-vertical-relative:page;mso-width-percent:0;mso-height-percent:0;mso-width-relative:page;mso-height-relative:page" from="56.75pt,767.7pt" to="241pt,767.7pt" o:gfxdata="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">
+            <v:line w14:anchorId="241937C2" id="Line 14" o:spid="_x0000_s1026" style="position:absolute;z-index:251649024;visibility:visible;mso-wrap-style:square;mso-width-percent:0;mso-height-percent:0;mso-wrap-distance-left:9pt;mso-wrap-distance-top:.vmm;mso-wrap-distance-right:9pt;mso-wrap-distance-bottom:.vmm;mso-position-horizontal:absolute;mso-position-horizontal-relative:page;mso-position-vertical:absolute;mso-position-vertical-relative:page;mso-width-percent:0;mso-height-percent:0;mso-width-relative:page;mso-height-relative:page" from="56.75pt,767.7pt" to="241pt,767.7pt" o:gfxdata="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">
               <o:lock v:ext="edit" shapetype="f"/>
               <w10:wrap anchorx="page" anchory="page"/>
             </v:line>
@@ -15494,7 +15546,7 @@
         </mc:Choice>
         <mc:Fallback>
           <w:pict>
-            <v:line w14:anchorId="1F8A5765" id="Line 12" o:spid="_x0000_s1026" style="position:absolute;z-index:251648000;visibility:visible;mso-wrap-style:square;mso-width-percent:0;mso-height-percent:0;mso-wrap-distance-left:9pt;mso-wrap-distance-top:.mmm;mso-wrap-distance-right:9pt;mso-wrap-distance-bottom:.mmm;mso-position-horizontal:absolute;mso-position-horizontal-relative:page;mso-position-vertical:absolute;mso-position-vertical-relative:page;mso-width-percent:0;mso-height-percent:0;mso-width-relative:page;mso-height-relative:page" from="56.75pt,796.05pt" to="241pt,796.05pt" o:gfxdata="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">
+            <v:line w14:anchorId="2A496299" id="Line 12" o:spid="_x0000_s1026" style="position:absolute;z-index:251648000;visibility:visible;mso-wrap-style:square;mso-width-percent:0;mso-height-percent:0;mso-wrap-distance-left:9pt;mso-wrap-distance-top:.vmm;mso-wrap-distance-right:9pt;mso-wrap-distance-bottom:.vmm;mso-position-horizontal:absolute;mso-position-horizontal-relative:page;mso-position-vertical:absolute;mso-position-vertical-relative:page;mso-width-percent:0;mso-height-percent:0;mso-width-relative:page;mso-height-relative:page" from="56.75pt,796.05pt" to="241pt,796.05pt" o:gfxdata="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">
               <o:lock v:ext="edit" shapetype="f"/>
               <w10:wrap anchorx="page" anchory="page"/>
             </v:line>
@@ -15570,7 +15622,7 @@
         </mc:Choice>
         <mc:Fallback>
           <w:pict>
-            <v:line w14:anchorId="416116ED" id="Line 11" o:spid="_x0000_s1026" style="position:absolute;z-index:251646976;visibility:visible;mso-wrap-style:square;mso-width-percent:0;mso-height-percent:0;mso-wrap-distance-left:9pt;mso-wrap-distance-top:.mmm;mso-wrap-distance-right:9pt;mso-wrap-distance-bottom:.mmm;mso-position-horizontal:absolute;mso-position-horizontal-relative:page;mso-position-vertical:absolute;mso-position-vertical-relative:page;mso-width-percent:0;mso-height-percent:0;mso-width-relative:page;mso-height-relative:page" from="56.75pt,810.2pt" to="241pt,810.2pt" o:gfxdata="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">
+            <v:line w14:anchorId="09031DAA" id="Line 11" o:spid="_x0000_s1026" style="position:absolute;z-index:251646976;visibility:visible;mso-wrap-style:square;mso-width-percent:0;mso-height-percent:0;mso-wrap-distance-left:9pt;mso-wrap-distance-top:.vmm;mso-wrap-distance-right:9pt;mso-wrap-distance-bottom:.vmm;mso-position-horizontal:absolute;mso-position-horizontal-relative:page;mso-position-vertical:absolute;mso-position-vertical-relative:page;mso-width-percent:0;mso-height-percent:0;mso-width-relative:page;mso-height-relative:page" from="56.75pt,810.2pt" to="241pt,810.2pt" o:gfxdata="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">
               <o:lock v:ext="edit" shapetype="f"/>
               <w10:wrap anchorx="page" anchory="page"/>
             </v:line>
@@ -15646,7 +15698,7 @@
         </mc:Choice>
         <mc:Fallback>
           <w:pict>
-            <v:line w14:anchorId="64291C03" id="Line 3" o:spid="_x0000_s1026" style="position:absolute;z-index:251645952;visibility:visible;mso-wrap-style:square;mso-width-percent:0;mso-height-percent:0;mso-wrap-distance-left:3.17497mm;mso-wrap-distance-top:0;mso-wrap-distance-right:3.17497mm;mso-wrap-distance-bottom:0;mso-position-horizontal:absolute;mso-position-horizontal-relative:page;mso-position-vertical:absolute;mso-position-vertical-relative:page;mso-width-percent:0;mso-height-percent:0;mso-width-relative:page;mso-height-relative:page" from="241pt,711pt" to="241pt,824.4pt" o:gfxdata="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" strokeweight="1.5pt">
+            <v:line w14:anchorId="65F970CD" id="Line 3" o:spid="_x0000_s1026" style="position:absolute;z-index:251645952;visibility:visible;mso-wrap-style:square;mso-width-percent:0;mso-height-percent:0;mso-wrap-distance-left:3.17497mm;mso-wrap-distance-top:0;mso-wrap-distance-right:3.17497mm;mso-wrap-distance-bottom:0;mso-position-horizontal:absolute;mso-position-horizontal-relative:page;mso-position-vertical:absolute;mso-position-vertical-relative:page;mso-width-percent:0;mso-height-percent:0;mso-width-relative:page;mso-height-relative:page" from="241pt,711pt" to="241pt,824.4pt" o:gfxdata="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" strokeweight="1.5pt">
               <o:lock v:ext="edit" shapetype="f"/>
               <w10:wrap anchorx="page" anchory="page"/>
             </v:line>
@@ -15722,7 +15774,7 @@
         </mc:Choice>
         <mc:Fallback>
           <w:pict>
-            <v:line w14:anchorId="2D1505D7" id="Line 2" o:spid="_x0000_s1026" style="position:absolute;z-index:251644928;visibility:visible;mso-wrap-style:square;mso-width-percent:0;mso-height-percent:0;mso-wrap-distance-left:9pt;mso-wrap-distance-top:.mmm;mso-wrap-distance-right:9pt;mso-wrap-distance-bottom:.mmm;mso-position-horizontal:absolute;mso-position-horizontal-relative:page;mso-position-vertical:absolute;mso-position-vertical-relative:page;mso-width-percent:0;mso-height-percent:0;mso-width-relative:page;mso-height-relative:page" from="56.7pt,711pt" to="581pt,711pt" o:gfxdata="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" strokeweight="1.5pt">
+            <v:line w14:anchorId="1BF70D04" id="Line 2" o:spid="_x0000_s1026" style="position:absolute;z-index:251644928;visibility:visible;mso-wrap-style:square;mso-width-percent:0;mso-height-percent:0;mso-wrap-distance-left:9pt;mso-wrap-distance-top:.vmm;mso-wrap-distance-right:9pt;mso-wrap-distance-bottom:.vmm;mso-position-horizontal:absolute;mso-position-horizontal-relative:page;mso-position-vertical:absolute;mso-position-vertical-relative:page;mso-width-percent:0;mso-height-percent:0;mso-width-relative:page;mso-height-relative:page" from="56.7pt,711pt" to="581pt,711pt" o:gfxdata="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" strokeweight="1.5pt">
               <o:lock v:ext="edit" shapetype="f"/>
               <w10:wrap anchorx="page" anchory="page"/>
             </v:line>
@@ -15998,7 +16050,7 @@
         </mc:Choice>
         <mc:Fallback>
           <w:pict>
-            <v:rect w14:anchorId="62532611" id="Rectangle 55" o:spid="_x0000_s1026" style="position:absolute;margin-left:56.1pt;margin-top:16.45pt;width:524.4pt;height:807.85pt;z-index:251625472;visibility:visible;mso-wrap-style:square;mso-width-percent:0;mso-height-percent:0;mso-wrap-distance-left:9pt;mso-wrap-distance-top:0;mso-wrap-distance-right:9pt;mso-wrap-distance-bottom:0;mso-position-horizontal:absolute;mso-position-horizontal-relative:page;mso-position-vertical:absolute;mso-position-vertical-relative:page;mso-width-percent:0;mso-height-percent:0;mso-width-relative:page;mso-height-relative:page;v-text-anchor:top" o:gfxdata="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" o:allowincell="f" strokeweight="1.5pt">
+            <v:rect w14:anchorId="670055A8" id="Rectangle 55" o:spid="_x0000_s1026" style="position:absolute;margin-left:56.1pt;margin-top:16.45pt;width:524.4pt;height:807.85pt;z-index:251625472;visibility:visible;mso-wrap-style:square;mso-width-percent:0;mso-height-percent:0;mso-wrap-distance-left:9pt;mso-wrap-distance-top:0;mso-wrap-distance-right:9pt;mso-wrap-distance-bottom:0;mso-position-horizontal:absolute;mso-position-horizontal-relative:page;mso-position-vertical:absolute;mso-position-vertical-relative:page;mso-width-percent:0;mso-height-percent:0;mso-width-relative:page;mso-height-relative:page;v-text-anchor:top" o:gfxdata="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" o:allowincell="f" strokeweight="1.5pt">
               <v:path arrowok="t"/>
               <w10:wrap anchorx="page" anchory="page"/>
             </v:rect>
